--- a/published/ai-es/03_counting_patterns/08_planning/lecture-content/08_planning-module.docx
+++ b/published/ai-es/03_counting_patterns/08_planning/lecture-content/08_planning-module.docx
@@ -4,7 +4,7 @@
   <w:body>
     <w:p>
       <w:r>
-        <w:t>Module 08: Planning in Es</w:t>
+        <w:t>Module 08: Planning in Elementary School</w:t>
       </w:r>
     </w:p>
     <w:p>
@@ -14,12 +14,12 @@
     </w:p>
     <w:p>
       <w:r>
-        <w:t>Define Planning within the context of Es.  Analyze how Planning interacts with other components of the Active Inference framework.  Apply specific constraints of Es to the formal definition of Planning.   Introduction</w:t>
+        <w:t>Define Planning within the context of Elementary School.  Analyze how Planning interacts with other components of the Active Inference framework.  Apply specific constraints of Elementary School to the formal definition of Planning.   Introduction</w:t>
       </w:r>
     </w:p>
     <w:p>
       <w:r>
-        <w:t>This module explores Planning . In the Es curriculum, we approach this topic with a focus on specific applications and theoretical depth appropriate for the audience. Planning is a critical component of the 8-part Active Inference spine, bridging the gap between [Previous Topic] and [Next Topic].</w:t>
+        <w:t>This module explores Planning . In the Elementary School curriculum, we approach this topic with a focus on specific applications and theoretical depth appropriate for the audience. Planning is a critical component of the 8-part Active Inference spine, bridging the gap between Communication and Systems.</w:t>
       </w:r>
     </w:p>
     <w:p>
@@ -64,11 +64,11 @@
     </w:p>
     <w:p>
       <w:r>
-        <w:t>In Es, we see Planning manifest in:</w:t>
+        <w:t>In Elementary School, we see Planning manifest in:</w:t>
         <w:br/>
-        <w:t>* Specific Example 1 : [Add domain-specific example here]</w:t>
+        <w:t>* Specific Example 1 : If you have 12 grapes and want to share them equally with 3 friends, you can plan ahead by counting out groups of 3 grapes each -- thinking about the answer before you start handing them out helps you make sure everyone gets the same amount!</w:t>
         <w:br/>
-        <w:t>* Specific Example 2 : [Add domain-specific example here]</w:t>
+        <w:t>* Specific Example 2 : When you want to build a block tower that is 5 blocks tall but you only have 3 blocks, you can make a plan: count how many more you need (5 minus 3 equals 2), then go find 2 more blocks before you start building so your tower turns out just right.</w:t>
       </w:r>
     </w:p>
     <w:p>
